--- a/BidForge - Complete Application Documentation.docx
+++ b/BidForge - Complete Application Documentation.docx
@@ -276,6 +276,103 @@
     </w:p>
     <w:p>
       <w:pPr>
+        <w:pStyle w:val="Heading1"/>
+        <w:rPr>
+          <w:sz w:val="36"/>
+          <w:szCs w:val="36"/>
+        </w:rPr>
+      </w:pPr>
+      <w:bookmarkStart w:colFirst="0" w:colLast="0" w:name="_7msmueiii6vp" w:id="1"/>
+      <w:bookmarkEnd w:id="1"/>
+      <w:r>
+        <w:rPr>
+          <w:b w:val="1"/>
+          <w:bCs w:val="1"/>
+          <w:sz w:val="36"/>
+          <w:szCs w:val="36"/>
+          <w:rtl w:val="0"/>
+        </w:rPr>
+        <w:t xml:space="preserve">Deployment (Current)</w:t>
+      </w:r>
+      <w:r>
+        <w:rPr>
+          <w:rtl w:val="0"/>
+        </w:rPr>
+      </w:r>
+    </w:p>
+    <w:p>
+      <w:pPr>
+        <w:numPr>
+          <w:ilvl w:val="0"/>
+          <w:numId w:val="15"/>
+        </w:numPr>
+        <w:ind w:left="720" w:hanging="360"/>
+      </w:pPr>
+      <w:r>
+        <w:rPr>
+          <w:rtl w:val="0"/>
+        </w:rPr>
+        <w:t xml:space="preserve">Frontend hosting: Vercel</w:t>
+      </w:r>
+    </w:p>
+    <w:p>
+      <w:pPr>
+        <w:numPr>
+          <w:ilvl w:val="0"/>
+          <w:numId w:val="15"/>
+        </w:numPr>
+        <w:ind w:left="720" w:hanging="360"/>
+      </w:pPr>
+      <w:r>
+        <w:rPr>
+          <w:rtl w:val="0"/>
+        </w:rPr>
+        <w:t xml:space="preserve">Frontend live URL: </w:t>
+      </w:r>
+      <w:hyperlink r:id="rId8">
+        <w:r>
+          <w:rPr>
+            <w:rFonts w:ascii="Courier New" w:cs="Courier New" w:eastAsia="Courier New" w:hAnsi="Courier New"/>
+            <w:color w:val="1155cc"/>
+            <w:u w:val="single"/>
+            <w:rtl w:val="0"/>
+          </w:rPr>
+          <w:t xml:space="preserve">https://bid-forge-nandeeshk.vercel.app/</w:t>
+        </w:r>
+      </w:hyperlink>
+      <w:r>
+        <w:rPr>
+          <w:rtl w:val="0"/>
+        </w:rPr>
+      </w:r>
+    </w:p>
+    <w:p>
+      <w:pPr>
+        <w:numPr>
+          <w:ilvl w:val="0"/>
+          <w:numId w:val="15"/>
+        </w:numPr>
+        <w:ind w:left="720" w:hanging="360"/>
+      </w:pPr>
+      <w:r>
+        <w:rPr>
+          <w:rtl w:val="0"/>
+        </w:rPr>
+        <w:t xml:space="preserve">Backend hosting: Render</w:t>
+      </w:r>
+    </w:p>
+    <w:p>
+      <w:pPr>
+        <w:rPr/>
+      </w:pPr>
+      <w:r>
+        <w:rPr>
+          <w:rtl w:val="0"/>
+        </w:rPr>
+      </w:r>
+    </w:p>
+    <w:p>
+      <w:pPr>
         <w:pStyle w:val="Heading2"/>
         <w:keepNext w:val="0"/>
         <w:keepLines w:val="0"/>
@@ -292,8 +389,8 @@
           <w:szCs w:val="36"/>
         </w:rPr>
       </w:pPr>
-      <w:bookmarkStart w:colFirst="0" w:colLast="0" w:name="_qvajm2y3zl8k" w:id="1"/>
-      <w:bookmarkEnd w:id="1"/>
+      <w:bookmarkStart w:colFirst="0" w:colLast="0" w:name="_qvajm2y3zl8k" w:id="2"/>
+      <w:bookmarkEnd w:id="2"/>
       <w:r>
         <w:rPr>
           <w:color w:val="1f2328"/>
@@ -321,8 +418,8 @@
           <w:color w:val="1f2328"/>
         </w:rPr>
       </w:pPr>
-      <w:bookmarkStart w:colFirst="0" w:colLast="0" w:name="_teb7ctwiczi4" w:id="2"/>
-      <w:bookmarkEnd w:id="2"/>
+      <w:bookmarkStart w:colFirst="0" w:colLast="0" w:name="_teb7ctwiczi4" w:id="3"/>
+      <w:bookmarkEnd w:id="3"/>
       <w:r>
         <w:rPr>
           <w:color w:val="1f2328"/>
@@ -375,8 +472,8 @@
           <w:color w:val="1f2328"/>
         </w:rPr>
       </w:pPr>
-      <w:bookmarkStart w:colFirst="0" w:colLast="0" w:name="_79sxh78w8blk" w:id="3"/>
-      <w:bookmarkEnd w:id="3"/>
+      <w:bookmarkStart w:colFirst="0" w:colLast="0" w:name="_79sxh78w8blk" w:id="4"/>
+      <w:bookmarkEnd w:id="4"/>
       <w:r>
         <w:rPr>
           <w:color w:val="1f2328"/>
@@ -616,8 +713,8 @@
           <w:szCs w:val="36"/>
         </w:rPr>
       </w:pPr>
-      <w:bookmarkStart w:colFirst="0" w:colLast="0" w:name="_8yahdpqqp0ys" w:id="4"/>
-      <w:bookmarkEnd w:id="4"/>
+      <w:bookmarkStart w:colFirst="0" w:colLast="0" w:name="_8yahdpqqp0ys" w:id="5"/>
+      <w:bookmarkEnd w:id="5"/>
       <w:r>
         <w:rPr>
           <w:color w:val="1f2328"/>
@@ -648,16 +745,16 @@
           <wp:inline distB="114300" distT="114300" distL="114300" distR="114300">
             <wp:extent cx="6434138" cy="4229100"/>
             <wp:effectExtent b="0" l="0" r="0" t="0"/>
-            <wp:docPr id="1" name="image3.png"/>
+            <wp:docPr id="2" name="image4.png"/>
             <a:graphic>
               <a:graphicData uri="http://schemas.openxmlformats.org/drawingml/2006/picture">
                 <pic:pic>
                   <pic:nvPicPr>
-                    <pic:cNvPr id="0" name="image3.png"/>
+                    <pic:cNvPr id="0" name="image4.png"/>
                     <pic:cNvPicPr preferRelativeResize="0"/>
                   </pic:nvPicPr>
                   <pic:blipFill>
-                    <a:blip r:embed="rId8"/>
+                    <a:blip r:embed="rId9"/>
                     <a:srcRect b="0" l="0" r="0" t="0"/>
                     <a:stretch>
                       <a:fillRect/>
@@ -701,8 +798,8 @@
           <w:szCs w:val="36"/>
         </w:rPr>
       </w:pPr>
-      <w:bookmarkStart w:colFirst="0" w:colLast="0" w:name="_8gdth3g0lbwd" w:id="5"/>
-      <w:bookmarkEnd w:id="5"/>
+      <w:bookmarkStart w:colFirst="0" w:colLast="0" w:name="_8gdth3g0lbwd" w:id="6"/>
+      <w:bookmarkEnd w:id="6"/>
       <w:r>
         <w:pict>
           <v:rect style="width:0.0pt;height:1.5pt" o:hr="t" o:hrstd="t" o:hralign="center" fillcolor="#A0A0A0" stroked="f"/>
@@ -732,8 +829,8 @@
           <w:szCs w:val="36"/>
         </w:rPr>
       </w:pPr>
-      <w:bookmarkStart w:colFirst="0" w:colLast="0" w:name="_glrzwpp3a3c6" w:id="6"/>
-      <w:bookmarkEnd w:id="6"/>
+      <w:bookmarkStart w:colFirst="0" w:colLast="0" w:name="_glrzwpp3a3c6" w:id="7"/>
+      <w:bookmarkEnd w:id="7"/>
       <w:r>
         <w:rPr>
           <w:color w:val="1f2328"/>
@@ -762,8 +859,8 @@
           <w:szCs w:val="28"/>
         </w:rPr>
       </w:pPr>
-      <w:bookmarkStart w:colFirst="0" w:colLast="0" w:name="_fda0c5iotb05" w:id="7"/>
-      <w:bookmarkEnd w:id="7"/>
+      <w:bookmarkStart w:colFirst="0" w:colLast="0" w:name="_fda0c5iotb05" w:id="8"/>
+      <w:bookmarkEnd w:id="8"/>
       <w:r>
         <w:rPr>
           <w:color w:val="1f2328"/>
@@ -791,8 +888,8 @@
           <w:color w:val="1f2328"/>
         </w:rPr>
       </w:pPr>
-      <w:bookmarkStart w:colFirst="0" w:colLast="0" w:name="_3wh9lh4ogvdh" w:id="8"/>
-      <w:bookmarkEnd w:id="8"/>
+      <w:bookmarkStart w:colFirst="0" w:colLast="0" w:name="_3wh9lh4ogvdh" w:id="9"/>
+      <w:bookmarkEnd w:id="9"/>
       <w:r>
         <w:rPr>
           <w:color w:val="1f2328"/>
@@ -1134,8 +1231,8 @@
           <w:color w:val="1f2328"/>
         </w:rPr>
       </w:pPr>
-      <w:bookmarkStart w:colFirst="0" w:colLast="0" w:name="_m3v7c3aoinxi" w:id="9"/>
-      <w:bookmarkEnd w:id="9"/>
+      <w:bookmarkStart w:colFirst="0" w:colLast="0" w:name="_m3v7c3aoinxi" w:id="10"/>
+      <w:bookmarkEnd w:id="10"/>
       <w:r>
         <w:rPr>
           <w:color w:val="1f2328"/>
@@ -1155,7 +1252,7 @@
           <wp:inline distB="114300" distT="114300" distL="114300" distR="114300">
             <wp:extent cx="5943600" cy="3357563"/>
             <wp:effectExtent b="0" l="0" r="0" t="0"/>
-            <wp:docPr id="4" name="image6.png"/>
+            <wp:docPr id="1" name="image6.png"/>
             <a:graphic>
               <a:graphicData uri="http://schemas.openxmlformats.org/drawingml/2006/picture">
                 <pic:pic>
@@ -1164,7 +1261,7 @@
                     <pic:cNvPicPr preferRelativeResize="0"/>
                   </pic:nvPicPr>
                   <pic:blipFill>
-                    <a:blip r:embed="rId9"/>
+                    <a:blip r:embed="rId10"/>
                     <a:srcRect b="0" l="0" r="0" t="0"/>
                     <a:stretch>
                       <a:fillRect/>
@@ -1218,8 +1315,8 @@
           <w:szCs w:val="28"/>
         </w:rPr>
       </w:pPr>
-      <w:bookmarkStart w:colFirst="0" w:colLast="0" w:name="_p6aua9c71zen" w:id="10"/>
-      <w:bookmarkEnd w:id="10"/>
+      <w:bookmarkStart w:colFirst="0" w:colLast="0" w:name="_p6aua9c71zen" w:id="11"/>
+      <w:bookmarkEnd w:id="11"/>
       <w:r>
         <w:rPr>
           <w:color w:val="1f2328"/>
@@ -1247,8 +1344,8 @@
           <w:color w:val="1f2328"/>
         </w:rPr>
       </w:pPr>
-      <w:bookmarkStart w:colFirst="0" w:colLast="0" w:name="_j246j3nhmz3i" w:id="11"/>
-      <w:bookmarkEnd w:id="11"/>
+      <w:bookmarkStart w:colFirst="0" w:colLast="0" w:name="_j246j3nhmz3i" w:id="12"/>
+      <w:bookmarkEnd w:id="12"/>
       <w:r>
         <w:rPr>
           <w:color w:val="1f2328"/>
@@ -1499,8 +1596,8 @@
           <w:color w:val="1f2328"/>
         </w:rPr>
       </w:pPr>
-      <w:bookmarkStart w:colFirst="0" w:colLast="0" w:name="_q896wa3p53n8" w:id="12"/>
-      <w:bookmarkEnd w:id="12"/>
+      <w:bookmarkStart w:colFirst="0" w:colLast="0" w:name="_q896wa3p53n8" w:id="13"/>
+      <w:bookmarkEnd w:id="13"/>
       <w:r>
         <w:rPr>
           <w:color w:val="1f2328"/>
@@ -1531,8 +1628,8 @@
           <w:szCs w:val="22"/>
         </w:rPr>
       </w:pPr>
-      <w:bookmarkStart w:colFirst="0" w:colLast="0" w:name="_b2igx7kuqo8p" w:id="13"/>
-      <w:bookmarkEnd w:id="13"/>
+      <w:bookmarkStart w:colFirst="0" w:colLast="0" w:name="_b2igx7kuqo8p" w:id="14"/>
+      <w:bookmarkEnd w:id="14"/>
       <w:r>
         <w:rPr>
           <w:b w:val="0"/>
@@ -1545,16 +1642,16 @@
           <wp:inline distB="114300" distT="114300" distL="114300" distR="114300">
             <wp:extent cx="5657850" cy="3919538"/>
             <wp:effectExtent b="0" l="0" r="0" t="0"/>
-            <wp:docPr id="2" name="image4.png"/>
+            <wp:docPr id="3" name="image2.png"/>
             <a:graphic>
               <a:graphicData uri="http://schemas.openxmlformats.org/drawingml/2006/picture">
                 <pic:pic>
                   <pic:nvPicPr>
-                    <pic:cNvPr id="0" name="image4.png"/>
+                    <pic:cNvPr id="0" name="image2.png"/>
                     <pic:cNvPicPr preferRelativeResize="0"/>
                   </pic:nvPicPr>
                   <pic:blipFill>
-                    <a:blip r:embed="rId10"/>
+                    <a:blip r:embed="rId11"/>
                     <a:srcRect b="0" l="0" r="0" t="0"/>
                     <a:stretch>
                       <a:fillRect/>
@@ -1633,8 +1730,8 @@
           <w:szCs w:val="36"/>
         </w:rPr>
       </w:pPr>
-      <w:bookmarkStart w:colFirst="0" w:colLast="0" w:name="_fn1rn4a0cc5v" w:id="14"/>
-      <w:bookmarkEnd w:id="14"/>
+      <w:bookmarkStart w:colFirst="0" w:colLast="0" w:name="_fn1rn4a0cc5v" w:id="15"/>
+      <w:bookmarkEnd w:id="15"/>
       <w:r>
         <w:rPr>
           <w:color w:val="1f2328"/>
@@ -1656,16 +1753,16 @@
           <wp:inline distB="114300" distT="114300" distL="114300" distR="114300">
             <wp:extent cx="5943600" cy="4927600"/>
             <wp:effectExtent b="0" l="0" r="0" t="0"/>
-            <wp:docPr id="3" name="image5.png"/>
+            <wp:docPr id="4" name="image7.png"/>
             <a:graphic>
               <a:graphicData uri="http://schemas.openxmlformats.org/drawingml/2006/picture">
                 <pic:pic>
                   <pic:nvPicPr>
-                    <pic:cNvPr id="0" name="image5.png"/>
+                    <pic:cNvPr id="0" name="image7.png"/>
                     <pic:cNvPicPr preferRelativeResize="0"/>
                   </pic:nvPicPr>
                   <pic:blipFill>
-                    <a:blip r:embed="rId11"/>
+                    <a:blip r:embed="rId12"/>
                     <a:srcRect b="0" l="0" r="0" t="0"/>
                     <a:stretch>
                       <a:fillRect/>
@@ -1834,8 +1931,8 @@
           <w:szCs w:val="36"/>
         </w:rPr>
       </w:pPr>
-      <w:bookmarkStart w:colFirst="0" w:colLast="0" w:name="_43z6igslkrwv" w:id="15"/>
-      <w:bookmarkEnd w:id="15"/>
+      <w:bookmarkStart w:colFirst="0" w:colLast="0" w:name="_43z6igslkrwv" w:id="16"/>
+      <w:bookmarkEnd w:id="16"/>
       <w:r>
         <w:rPr>
           <w:color w:val="1f2328"/>
@@ -1863,8 +1960,8 @@
           <w:color w:val="1f2328"/>
         </w:rPr>
       </w:pPr>
-      <w:bookmarkStart w:colFirst="0" w:colLast="0" w:name="_kn38clu2uxv6" w:id="16"/>
-      <w:bookmarkEnd w:id="16"/>
+      <w:bookmarkStart w:colFirst="0" w:colLast="0" w:name="_kn38clu2uxv6" w:id="17"/>
+      <w:bookmarkEnd w:id="17"/>
       <w:r>
         <w:rPr>
           <w:color w:val="1f2328"/>
@@ -1884,16 +1981,16 @@
           <wp:inline distB="114300" distT="114300" distL="114300" distR="114300">
             <wp:extent cx="1858325" cy="6986588"/>
             <wp:effectExtent b="0" l="0" r="0" t="0"/>
-            <wp:docPr id="7" name="image1.png"/>
+            <wp:docPr id="7" name="image3.png"/>
             <a:graphic>
               <a:graphicData uri="http://schemas.openxmlformats.org/drawingml/2006/picture">
                 <pic:pic>
                   <pic:nvPicPr>
-                    <pic:cNvPr id="0" name="image1.png"/>
+                    <pic:cNvPr id="0" name="image3.png"/>
                     <pic:cNvPicPr preferRelativeResize="0"/>
                   </pic:nvPicPr>
                   <pic:blipFill>
-                    <a:blip r:embed="rId12"/>
+                    <a:blip r:embed="rId13"/>
                     <a:srcRect b="0" l="0" r="0" t="0"/>
                     <a:stretch>
                       <a:fillRect/>
@@ -1948,8 +2045,8 @@
           <w:szCs w:val="33"/>
         </w:rPr>
       </w:pPr>
-      <w:bookmarkStart w:colFirst="0" w:colLast="0" w:name="_u8rmayr5exsa" w:id="17"/>
-      <w:bookmarkEnd w:id="17"/>
+      <w:bookmarkStart w:colFirst="0" w:colLast="0" w:name="_u8rmayr5exsa" w:id="18"/>
+      <w:bookmarkEnd w:id="18"/>
       <w:r>
         <w:rPr>
           <w:rtl w:val="0"/>
@@ -1973,8 +2070,8 @@
           <w:color w:val="1f2328"/>
         </w:rPr>
       </w:pPr>
-      <w:bookmarkStart w:colFirst="0" w:colLast="0" w:name="_nwacbaec7kqm" w:id="18"/>
-      <w:bookmarkEnd w:id="18"/>
+      <w:bookmarkStart w:colFirst="0" w:colLast="0" w:name="_nwacbaec7kqm" w:id="19"/>
+      <w:bookmarkEnd w:id="19"/>
       <w:r>
         <w:rPr>
           <w:color w:val="1f2328"/>
@@ -1994,16 +2091,16 @@
           <wp:inline distB="114300" distT="114300" distL="114300" distR="114300">
             <wp:extent cx="1773164" cy="5900738"/>
             <wp:effectExtent b="0" l="0" r="0" t="0"/>
-            <wp:docPr id="6" name="image2.png"/>
+            <wp:docPr id="6" name="image1.png"/>
             <a:graphic>
               <a:graphicData uri="http://schemas.openxmlformats.org/drawingml/2006/picture">
                 <pic:pic>
                   <pic:nvPicPr>
-                    <pic:cNvPr id="0" name="image2.png"/>
+                    <pic:cNvPr id="0" name="image1.png"/>
                     <pic:cNvPicPr preferRelativeResize="0"/>
                   </pic:nvPicPr>
                   <pic:blipFill>
-                    <a:blip r:embed="rId13"/>
+                    <a:blip r:embed="rId14"/>
                     <a:srcRect b="0" l="0" r="0" t="0"/>
                     <a:stretch>
                       <a:fillRect/>
@@ -2057,8 +2154,8 @@
           <w:szCs w:val="51"/>
         </w:rPr>
       </w:pPr>
-      <w:bookmarkStart w:colFirst="0" w:colLast="0" w:name="_il8icuj2devk" w:id="19"/>
-      <w:bookmarkEnd w:id="19"/>
+      <w:bookmarkStart w:colFirst="0" w:colLast="0" w:name="_il8icuj2devk" w:id="20"/>
+      <w:bookmarkEnd w:id="20"/>
       <w:r>
         <w:pict>
           <v:rect style="width:0.0pt;height:1.5pt" o:hr="t" o:hrstd="t" o:hralign="center" fillcolor="#A0A0A0" stroked="f"/>
@@ -2088,8 +2185,8 @@
           <w:szCs w:val="51"/>
         </w:rPr>
       </w:pPr>
-      <w:bookmarkStart w:colFirst="0" w:colLast="0" w:name="_f53nelbahokb" w:id="20"/>
-      <w:bookmarkEnd w:id="20"/>
+      <w:bookmarkStart w:colFirst="0" w:colLast="0" w:name="_f53nelbahokb" w:id="21"/>
+      <w:bookmarkEnd w:id="21"/>
       <w:r>
         <w:rPr>
           <w:rtl w:val="0"/>
@@ -2114,8 +2211,8 @@
           <w:szCs w:val="36"/>
         </w:rPr>
       </w:pPr>
-      <w:bookmarkStart w:colFirst="0" w:colLast="0" w:name="_m8yct5hl9v5f" w:id="21"/>
-      <w:bookmarkEnd w:id="21"/>
+      <w:bookmarkStart w:colFirst="0" w:colLast="0" w:name="_m8yct5hl9v5f" w:id="22"/>
+      <w:bookmarkEnd w:id="22"/>
       <w:r>
         <w:rPr>
           <w:color w:val="1f2328"/>
@@ -2136,16 +2233,16 @@
           <wp:inline distB="114300" distT="114300" distL="114300" distR="114300">
             <wp:extent cx="4479459" cy="7262813"/>
             <wp:effectExtent b="0" l="0" r="0" t="0"/>
-            <wp:docPr id="5" name="image7.png"/>
+            <wp:docPr id="5" name="image5.png"/>
             <a:graphic>
               <a:graphicData uri="http://schemas.openxmlformats.org/drawingml/2006/picture">
                 <pic:pic>
                   <pic:nvPicPr>
-                    <pic:cNvPr id="0" name="image7.png"/>
+                    <pic:cNvPr id="0" name="image5.png"/>
                     <pic:cNvPicPr preferRelativeResize="0"/>
                   </pic:nvPicPr>
                   <pic:blipFill>
-                    <a:blip r:embed="rId14"/>
+                    <a:blip r:embed="rId15"/>
                     <a:srcRect b="0" l="0" r="0" t="0"/>
                     <a:stretch>
                       <a:fillRect/>
@@ -2601,8 +2698,8 @@
           <w:szCs w:val="36"/>
         </w:rPr>
       </w:pPr>
-      <w:bookmarkStart w:colFirst="0" w:colLast="0" w:name="_1tbc7lg6cjpg" w:id="22"/>
-      <w:bookmarkEnd w:id="22"/>
+      <w:bookmarkStart w:colFirst="0" w:colLast="0" w:name="_1tbc7lg6cjpg" w:id="23"/>
+      <w:bookmarkEnd w:id="23"/>
       <w:r>
         <w:rPr>
           <w:sz w:val="36"/>
@@ -2630,8 +2727,8 @@
           <w:color w:val="1f2328"/>
         </w:rPr>
       </w:pPr>
-      <w:bookmarkStart w:colFirst="0" w:colLast="0" w:name="_wcvmub9k0s3y" w:id="23"/>
-      <w:bookmarkEnd w:id="23"/>
+      <w:bookmarkStart w:colFirst="0" w:colLast="0" w:name="_wcvmub9k0s3y" w:id="24"/>
+      <w:bookmarkEnd w:id="24"/>
       <w:r>
         <w:rPr>
           <w:color w:val="1f2328"/>
@@ -2760,8 +2857,8 @@
           <w:szCs w:val="24"/>
         </w:rPr>
       </w:pPr>
-      <w:bookmarkStart w:colFirst="0" w:colLast="0" w:name="_t7ruzo78jl6h" w:id="24"/>
-      <w:bookmarkEnd w:id="24"/>
+      <w:bookmarkStart w:colFirst="0" w:colLast="0" w:name="_t7ruzo78jl6h" w:id="25"/>
+      <w:bookmarkEnd w:id="25"/>
       <w:r>
         <w:rPr>
           <w:color w:val="1f2328"/>
@@ -2950,8 +3047,8 @@
           <w:color w:val="1f2328"/>
         </w:rPr>
       </w:pPr>
-      <w:bookmarkStart w:colFirst="0" w:colLast="0" w:name="_dqsq1g85ewb" w:id="25"/>
-      <w:bookmarkEnd w:id="25"/>
+      <w:bookmarkStart w:colFirst="0" w:colLast="0" w:name="_dqsq1g85ewb" w:id="26"/>
+      <w:bookmarkEnd w:id="26"/>
       <w:r>
         <w:rPr>
           <w:color w:val="1f2328"/>
@@ -2964,7 +3061,7 @@
       <w:pPr>
         <w:numPr>
           <w:ilvl w:val="0"/>
-          <w:numId w:val="15"/>
+          <w:numId w:val="16"/>
         </w:numPr>
         <w:spacing w:after="0" w:afterAutospacing="0" w:lineRule="auto"/>
         <w:ind w:left="720" w:hanging="360"/>
@@ -2984,7 +3081,7 @@
       <w:pPr>
         <w:numPr>
           <w:ilvl w:val="0"/>
-          <w:numId w:val="15"/>
+          <w:numId w:val="16"/>
         </w:numPr>
         <w:spacing w:after="0" w:afterAutospacing="0" w:before="0" w:beforeAutospacing="0" w:lineRule="auto"/>
         <w:ind w:left="720" w:hanging="360"/>
@@ -3004,7 +3101,7 @@
       <w:pPr>
         <w:numPr>
           <w:ilvl w:val="0"/>
-          <w:numId w:val="15"/>
+          <w:numId w:val="16"/>
         </w:numPr>
         <w:spacing w:after="0" w:afterAutospacing="0" w:before="0" w:beforeAutospacing="0" w:lineRule="auto"/>
         <w:ind w:left="720" w:hanging="360"/>
@@ -3024,7 +3121,7 @@
       <w:pPr>
         <w:numPr>
           <w:ilvl w:val="0"/>
-          <w:numId w:val="15"/>
+          <w:numId w:val="16"/>
         </w:numPr>
         <w:spacing w:after="0" w:afterAutospacing="0" w:before="0" w:beforeAutospacing="0" w:lineRule="auto"/>
         <w:ind w:left="720" w:hanging="360"/>
@@ -3044,7 +3141,7 @@
       <w:pPr>
         <w:numPr>
           <w:ilvl w:val="0"/>
-          <w:numId w:val="15"/>
+          <w:numId w:val="16"/>
         </w:numPr>
         <w:spacing w:after="0" w:afterAutospacing="0" w:before="0" w:beforeAutospacing="0" w:lineRule="auto"/>
         <w:ind w:left="720" w:hanging="360"/>
@@ -3064,7 +3161,7 @@
       <w:pPr>
         <w:numPr>
           <w:ilvl w:val="0"/>
-          <w:numId w:val="15"/>
+          <w:numId w:val="16"/>
         </w:numPr>
         <w:spacing w:after="240" w:before="0" w:beforeAutospacing="0" w:lineRule="auto"/>
         <w:ind w:left="720" w:hanging="360"/>
@@ -3098,8 +3195,8 @@
           <w:color w:val="1f2328"/>
         </w:rPr>
       </w:pPr>
-      <w:bookmarkStart w:colFirst="0" w:colLast="0" w:name="_otcldivwjgng" w:id="26"/>
-      <w:bookmarkEnd w:id="26"/>
+      <w:bookmarkStart w:colFirst="0" w:colLast="0" w:name="_otcldivwjgng" w:id="27"/>
+      <w:bookmarkEnd w:id="27"/>
       <w:r>
         <w:rPr>
           <w:color w:val="1f2328"/>
@@ -3246,8 +3343,8 @@
           <w:color w:val="1f2328"/>
         </w:rPr>
       </w:pPr>
-      <w:bookmarkStart w:colFirst="0" w:colLast="0" w:name="_f5j7b6xkq6w4" w:id="27"/>
-      <w:bookmarkEnd w:id="27"/>
+      <w:bookmarkStart w:colFirst="0" w:colLast="0" w:name="_f5j7b6xkq6w4" w:id="28"/>
+      <w:bookmarkEnd w:id="28"/>
       <w:r>
         <w:rPr>
           <w:color w:val="1f2328"/>
@@ -3325,8 +3422,8 @@
           <w:szCs w:val="36"/>
         </w:rPr>
       </w:pPr>
-      <w:bookmarkStart w:colFirst="0" w:colLast="0" w:name="_ddgj7omgixp6" w:id="28"/>
-      <w:bookmarkEnd w:id="28"/>
+      <w:bookmarkStart w:colFirst="0" w:colLast="0" w:name="_ddgj7omgixp6" w:id="29"/>
+      <w:bookmarkEnd w:id="29"/>
       <w:r>
         <w:rPr>
           <w:color w:val="1f2328"/>
@@ -3567,8 +3664,8 @@
           <w:szCs w:val="36"/>
         </w:rPr>
       </w:pPr>
-      <w:bookmarkStart w:colFirst="0" w:colLast="0" w:name="_hzodjgrpv93e" w:id="29"/>
-      <w:bookmarkEnd w:id="29"/>
+      <w:bookmarkStart w:colFirst="0" w:colLast="0" w:name="_hzodjgrpv93e" w:id="30"/>
+      <w:bookmarkEnd w:id="30"/>
       <w:r>
         <w:rPr>
           <w:color w:val="1f2328"/>
@@ -3611,7 +3708,7 @@
       <w:pPr>
         <w:numPr>
           <w:ilvl w:val="0"/>
-          <w:numId w:val="16"/>
+          <w:numId w:val="17"/>
         </w:numPr>
         <w:spacing w:after="0" w:afterAutospacing="0" w:lineRule="auto"/>
         <w:ind w:left="720" w:hanging="360"/>
@@ -3630,7 +3727,7 @@
       <w:pPr>
         <w:numPr>
           <w:ilvl w:val="0"/>
-          <w:numId w:val="16"/>
+          <w:numId w:val="17"/>
         </w:numPr>
         <w:spacing w:after="0" w:afterAutospacing="0" w:before="0" w:beforeAutospacing="0" w:lineRule="auto"/>
         <w:ind w:left="720" w:hanging="360"/>
@@ -3649,7 +3746,7 @@
       <w:pPr>
         <w:numPr>
           <w:ilvl w:val="0"/>
-          <w:numId w:val="16"/>
+          <w:numId w:val="17"/>
         </w:numPr>
         <w:spacing w:after="0" w:afterAutospacing="0" w:before="0" w:beforeAutospacing="0" w:lineRule="auto"/>
         <w:ind w:left="720" w:hanging="360"/>
@@ -3668,7 +3765,7 @@
       <w:pPr>
         <w:numPr>
           <w:ilvl w:val="0"/>
-          <w:numId w:val="16"/>
+          <w:numId w:val="17"/>
         </w:numPr>
         <w:spacing w:after="240" w:before="0" w:beforeAutospacing="0" w:lineRule="auto"/>
         <w:ind w:left="720" w:hanging="360"/>
@@ -3931,8 +4028,8 @@
           <w:szCs w:val="36"/>
         </w:rPr>
       </w:pPr>
-      <w:bookmarkStart w:colFirst="0" w:colLast="0" w:name="_3wzyen64yhmc" w:id="30"/>
-      <w:bookmarkEnd w:id="30"/>
+      <w:bookmarkStart w:colFirst="0" w:colLast="0" w:name="_3wzyen64yhmc" w:id="31"/>
+      <w:bookmarkEnd w:id="31"/>
       <w:r>
         <w:rPr>
           <w:color w:val="1f2328"/>
@@ -5762,6 +5859,98 @@
       <w:pPr>
         <w:ind w:left="720" w:hanging="360"/>
       </w:pPr>
+      <w:rPr/>
+    </w:lvl>
+    <w:lvl w:ilvl="1">
+      <w:start w:val="1"/>
+      <w:numFmt w:val="bullet"/>
+      <w:lvlText w:val="○"/>
+      <w:lvlJc w:val="left"/>
+      <w:pPr>
+        <w:ind w:left="1440" w:hanging="360"/>
+      </w:pPr>
+      <w:rPr/>
+    </w:lvl>
+    <w:lvl w:ilvl="2">
+      <w:start w:val="1"/>
+      <w:numFmt w:val="bullet"/>
+      <w:lvlText w:val="■"/>
+      <w:lvlJc w:val="left"/>
+      <w:pPr>
+        <w:ind w:left="2160" w:hanging="360"/>
+      </w:pPr>
+      <w:rPr/>
+    </w:lvl>
+    <w:lvl w:ilvl="3">
+      <w:start w:val="1"/>
+      <w:numFmt w:val="bullet"/>
+      <w:lvlText w:val="●"/>
+      <w:lvlJc w:val="left"/>
+      <w:pPr>
+        <w:ind w:left="2880" w:hanging="360"/>
+      </w:pPr>
+      <w:rPr/>
+    </w:lvl>
+    <w:lvl w:ilvl="4">
+      <w:start w:val="1"/>
+      <w:numFmt w:val="bullet"/>
+      <w:lvlText w:val="○"/>
+      <w:lvlJc w:val="left"/>
+      <w:pPr>
+        <w:ind w:left="3600" w:hanging="360"/>
+      </w:pPr>
+      <w:rPr/>
+    </w:lvl>
+    <w:lvl w:ilvl="5">
+      <w:start w:val="1"/>
+      <w:numFmt w:val="bullet"/>
+      <w:lvlText w:val="■"/>
+      <w:lvlJc w:val="left"/>
+      <w:pPr>
+        <w:ind w:left="4320" w:hanging="360"/>
+      </w:pPr>
+      <w:rPr/>
+    </w:lvl>
+    <w:lvl w:ilvl="6">
+      <w:start w:val="1"/>
+      <w:numFmt w:val="bullet"/>
+      <w:lvlText w:val="●"/>
+      <w:lvlJc w:val="left"/>
+      <w:pPr>
+        <w:ind w:left="5040" w:hanging="360"/>
+      </w:pPr>
+      <w:rPr/>
+    </w:lvl>
+    <w:lvl w:ilvl="7">
+      <w:start w:val="1"/>
+      <w:numFmt w:val="bullet"/>
+      <w:lvlText w:val="○"/>
+      <w:lvlJc w:val="left"/>
+      <w:pPr>
+        <w:ind w:left="5760" w:hanging="360"/>
+      </w:pPr>
+      <w:rPr/>
+    </w:lvl>
+    <w:lvl w:ilvl="8">
+      <w:start w:val="1"/>
+      <w:numFmt w:val="bullet"/>
+      <w:lvlText w:val="■"/>
+      <w:lvlJc w:val="left"/>
+      <w:pPr>
+        <w:ind w:left="6480" w:hanging="360"/>
+      </w:pPr>
+      <w:rPr/>
+    </w:lvl>
+  </w:abstractNum>
+  <w:abstractNum w:abstractNumId="16">
+    <w:lvl w:ilvl="0">
+      <w:start w:val="1"/>
+      <w:numFmt w:val="bullet"/>
+      <w:lvlText w:val="●"/>
+      <w:lvlJc w:val="left"/>
+      <w:pPr>
+        <w:ind w:left="720" w:hanging="360"/>
+      </w:pPr>
       <w:rPr>
         <w:rFonts w:ascii="Arial" w:cs="Arial" w:eastAsia="Arial" w:hAnsi="Arial"/>
         <w:b w:val="0"/>
@@ -5872,7 +6061,7 @@
       </w:rPr>
     </w:lvl>
   </w:abstractNum>
-  <w:abstractNum w:abstractNumId="16">
+  <w:abstractNum w:abstractNumId="17">
     <w:lvl w:ilvl="0">
       <w:start w:val="1"/>
       <w:numFmt w:val="bullet"/>
@@ -6038,6 +6227,9 @@
   </w:num>
   <w:num w:numId="16">
     <w:abstractNumId w:val="16"/>
+  </w:num>
+  <w:num w:numId="17">
+    <w:abstractNumId w:val="17"/>
   </w:num>
 </w:numbering>
 </file>
